--- a/BUT2/PPP/Rapport mettier.docx
+++ b/BUT2/PPP/Rapport mettier.docx
@@ -769,155 +769,97 @@
     </w:p>
     <w:p>
       <w:r>
-        <w:t xml:space="preserve">Caissier </w:t>
-      </w:r>
-    </w:p>
-    <w:p>
-      <w:r>
-        <w:t>Avocat</w:t>
-      </w:r>
-    </w:p>
-    <w:p>
-      <w:r>
-        <w:t>Médecin</w:t>
-      </w:r>
-    </w:p>
-    <w:p>
-      <w:r>
-        <w:t>Chômeur</w:t>
-      </w:r>
-      <w:r>
-        <w:t xml:space="preserve"> à plein temps</w:t>
-      </w:r>
-    </w:p>
-    <w:p>
-      <w:r>
-        <w:t>Homme de ménage</w:t>
-      </w:r>
-    </w:p>
-    <w:p>
-      <w:r>
-        <w:t>Prof</w:t>
-      </w:r>
-      <w:r>
-        <w:t xml:space="preserve"> d’économie</w:t>
-      </w:r>
-    </w:p>
-    <w:p>
-      <w:r>
-        <w:t>Cycliste pro</w:t>
-      </w:r>
-    </w:p>
-    <w:p>
-      <w:r>
-        <w:t>Marathonien</w:t>
-      </w:r>
-    </w:p>
-    <w:p>
-      <w:r>
-        <w:t>Cuisinier</w:t>
-      </w:r>
-    </w:p>
-    <w:p>
-      <w:r>
-        <w:t>Pilote de montgolfière</w:t>
-      </w:r>
-    </w:p>
-    <w:p>
-      <w:r>
-        <w:t>Office de tourisme</w:t>
-      </w:r>
-    </w:p>
-    <w:p>
-      <w:r>
-        <w:t>Voleur</w:t>
-      </w:r>
-    </w:p>
-    <w:p>
-      <w:r>
-        <w:t>Agence immobilière</w:t>
-      </w:r>
-    </w:p>
-    <w:p>
-      <w:r>
-        <w:t>Tour Eiffel à mi-temps</w:t>
-      </w:r>
-    </w:p>
-    <w:p>
-      <w:r>
-        <w:t>Architecte</w:t>
-      </w:r>
-    </w:p>
-    <w:p>
-      <w:r>
-        <w:t>Chancelier allemand</w:t>
-      </w:r>
-    </w:p>
-    <w:p>
-      <w:r>
-        <w:t>Soldat russe</w:t>
-      </w:r>
-    </w:p>
-    <w:p>
-      <w:r>
-        <w:t xml:space="preserve">Pilote de chasse </w:t>
-      </w:r>
-    </w:p>
-    <w:p>
-      <w:r>
-        <w:lastRenderedPageBreak/>
-        <w:t>Pilote de rallye</w:t>
-      </w:r>
-    </w:p>
-    <w:p>
-      <w:r>
-        <w:t>Viking</w:t>
-      </w:r>
-    </w:p>
-    <w:p>
-      <w:r>
-        <w:t>Tueur à gage</w:t>
-      </w:r>
-    </w:p>
-    <w:p>
-      <w:r>
-        <w:t>Secrétaire</w:t>
-      </w:r>
-    </w:p>
-    <w:p>
-      <w:r>
-        <w:t>Bucheron</w:t>
-      </w:r>
-      <w:r>
-        <w:t xml:space="preserve"> de l’extrême</w:t>
-      </w:r>
-    </w:p>
-    <w:p>
-      <w:r>
-        <w:t xml:space="preserve">Et </w:t>
-      </w:r>
-      <w:proofErr w:type="spellStart"/>
-      <w:r>
-        <w:t xml:space="preserve">peut </w:t>
-      </w:r>
-      <w:r>
-        <w:t>être</w:t>
-      </w:r>
-      <w:proofErr w:type="spellEnd"/>
+        <w:t>Développeur d’application m’intéresse beaucoup</w:t>
+      </w:r>
+      <w:r>
+        <w:t xml:space="preserve"> parce que</w:t>
+      </w:r>
+      <w:r>
+        <w:t xml:space="preserve"> j’aime beaucoup le développement</w:t>
+      </w:r>
+      <w:r>
+        <w:t xml:space="preserve"> de</w:t>
+      </w:r>
+      <w:r>
+        <w:t xml:space="preserve"> fonctionnalité donc les </w:t>
+      </w:r>
+      <w:r>
+        <w:t>métiers</w:t>
+      </w:r>
+      <w:r>
+        <w:t xml:space="preserve"> comme : </w:t>
+      </w:r>
+      <w:r>
+        <w:t>Développeur</w:t>
+      </w:r>
+      <w:r>
+        <w:t xml:space="preserve"> d’application mobile, </w:t>
+      </w:r>
+      <w:r>
+        <w:t>Développeur</w:t>
+      </w:r>
+      <w:r>
+        <w:t xml:space="preserve"> back-end, </w:t>
+      </w:r>
+      <w:r>
+        <w:t>Développeur de Jeux Vidéo</w:t>
+      </w:r>
+      <w:r>
+        <w:t xml:space="preserve"> me convienne aussi.</w:t>
+      </w:r>
+    </w:p>
+    <w:p>
+      <w:r>
+        <w:t>Les métiers de conception, d’analyse</w:t>
+      </w:r>
+      <w:r>
+        <w:t>,</w:t>
+      </w:r>
       <w:r>
         <w:t xml:space="preserve"> </w:t>
       </w:r>
       <w:r>
-        <w:t xml:space="preserve">chef de </w:t>
-      </w:r>
-      <w:r>
-        <w:t>sécurité des pc</w:t>
-      </w:r>
-    </w:p>
-    <w:p>
+        <w:t>d’administration</w:t>
+      </w:r>
+      <w:r>
+        <w:t xml:space="preserve"> réseaux ou base de données</w:t>
+      </w:r>
+      <w:r>
+        <w:t>, ou encore de</w:t>
+      </w:r>
+      <w:r>
+        <w:t xml:space="preserve"> </w:t>
+      </w:r>
+      <w:r>
+        <w:t>design</w:t>
+      </w:r>
+      <w:r>
+        <w:t xml:space="preserve"> ne m’intéresse vraiment pas </w:t>
+      </w:r>
+    </w:p>
+    <w:p>
+      <w:r>
+        <w:t xml:space="preserve">D’autre métier pourrait m’intéresse mais cela dépendrait du langage utilisé, les </w:t>
+      </w:r>
+      <w:r>
+        <w:t>métiers</w:t>
+      </w:r>
       <w:bookmarkStart w:id="0" w:name="_GoBack"/>
       <w:bookmarkEnd w:id="0"/>
-    </w:p>
+      <w:r>
+        <w:t xml:space="preserve"> avec les langages comme le C/C++, C#, Java, </w:t>
+      </w:r>
+      <w:r>
+        <w:t>Assembleur</w:t>
+      </w:r>
+      <w:r>
+        <w:t xml:space="preserve"> pourrait me convenir</w:t>
+      </w:r>
+      <w:r>
+        <w:t>.</w:t>
+      </w:r>
+    </w:p>
+    <w:p/>
     <w:p>
       <w:pPr>
         <w:rPr>
@@ -928,44 +870,144 @@
         <w:rPr>
           <w:u w:val="single"/>
         </w:rPr>
-        <w:t>Poursuites d’étude :</w:t>
-      </w:r>
-    </w:p>
-    <w:p>
-      <w:r>
-        <w:t xml:space="preserve">Cap cuisinier et jardinerie après peut être formation pirate pas informatique inclus permis bateau </w:t>
+        <w:t>Poursuites d’étude</w:t>
+      </w:r>
+      <w:r>
+        <w:rPr>
+          <w:u w:val="single"/>
+        </w:rPr>
+        <w:t xml:space="preserve"> BUT2/BUT3</w:t>
+      </w:r>
+      <w:r>
+        <w:rPr>
+          <w:u w:val="single"/>
+        </w:rPr>
+        <w:t> :</w:t>
+      </w:r>
+    </w:p>
+    <w:p>
+      <w:r>
+        <w:t>Je souhaite aller dans le</w:t>
+      </w:r>
+      <w:r>
+        <w:t xml:space="preserve"> monde</w:t>
+      </w:r>
+      <w:r>
+        <w:t xml:space="preserve"> professionnel en faisant mon BUT3 en alternance mais l’idée de faire une poursuite n’est pas </w:t>
       </w:r>
       <w:proofErr w:type="spellStart"/>
       <w:r>
-        <w:t>snap</w:t>
+        <w:t>null</w:t>
       </w:r>
       <w:proofErr w:type="spellEnd"/>
-    </w:p>
-    <w:p>
-      <w:r>
-        <w:t>Sur un coup tête si je suis accepté un master Génie-Logiciel</w:t>
-      </w:r>
-      <w:r>
-        <w:t xml:space="preserve"> parce que le domaine que je </w:t>
-      </w:r>
-      <w:proofErr w:type="spellStart"/>
-      <w:r>
-        <w:t>préfere</w:t>
-      </w:r>
-      <w:proofErr w:type="spellEnd"/>
+      <w:r>
+        <w:t xml:space="preserve"> donc je pense qu’elle se fera sur</w:t>
+      </w:r>
+      <w:r>
+        <w:t xml:space="preserve"> u</w:t>
+      </w:r>
+      <w:r>
+        <w:t>n coup tête si je suis accepté e</w:t>
+      </w:r>
+      <w:r>
+        <w:t>n master Génie-Logiciel</w:t>
+      </w:r>
       <w:r>
         <w:t xml:space="preserve"> </w:t>
       </w:r>
-      <w:proofErr w:type="spellStart"/>
-      <w:r>
-        <w:t>son</w:t>
-      </w:r>
-      <w:proofErr w:type="spellEnd"/>
-      <w:r>
-        <w:t xml:space="preserve"> les logiciel applicative machine et non web.</w:t>
+      <w:r>
+        <w:t>(</w:t>
+      </w:r>
+      <w:r>
+        <w:t xml:space="preserve">parce que le domaine que je </w:t>
+      </w:r>
+      <w:r>
+        <w:t>préfère c’est les</w:t>
+      </w:r>
+      <w:r>
+        <w:t xml:space="preserve"> logiciel applicative machine et non</w:t>
+      </w:r>
+      <w:r>
+        <w:t xml:space="preserve"> le</w:t>
+      </w:r>
+      <w:r>
+        <w:t xml:space="preserve"> web</w:t>
+      </w:r>
+      <w:r>
+        <w:t>)</w:t>
+      </w:r>
+      <w:r>
+        <w:t>.</w:t>
       </w:r>
     </w:p>
     <w:p/>
+    <w:p>
+      <w:pPr>
+        <w:rPr>
+          <w:u w:val="single"/>
+        </w:rPr>
+      </w:pPr>
+      <w:r>
+        <w:rPr>
+          <w:u w:val="single"/>
+        </w:rPr>
+        <w:t>Dossier/</w:t>
+      </w:r>
+      <w:r>
+        <w:rPr>
+          <w:u w:val="single"/>
+        </w:rPr>
+        <w:t>Entretient</w:t>
+      </w:r>
+      <w:r>
+        <w:rPr>
+          <w:u w:val="single"/>
+        </w:rPr>
+        <w:t>/Concours</w:t>
+      </w:r>
+      <w:r>
+        <w:rPr>
+          <w:u w:val="single"/>
+        </w:rPr>
+        <w:t> :</w:t>
+      </w:r>
+    </w:p>
+    <w:p>
+      <w:r>
+        <w:t xml:space="preserve">Concours : </w:t>
+      </w:r>
+      <w:r>
+        <w:t>Des exercices</w:t>
+      </w:r>
+      <w:r>
+        <w:t xml:space="preserve"> ou certification</w:t>
+      </w:r>
+      <w:r>
+        <w:t xml:space="preserve"> sur hacker R</w:t>
+      </w:r>
+      <w:r>
+        <w:t>ank</w:t>
+      </w:r>
+      <w:r>
+        <w:t xml:space="preserve"> </w:t>
+      </w:r>
+      <w:proofErr w:type="gramStart"/>
+      <w:r>
+        <w:t xml:space="preserve">( </w:t>
+      </w:r>
+      <w:proofErr w:type="gramEnd"/>
+      <w:hyperlink r:id="rId6" w:history="1">
+        <w:r>
+          <w:rPr>
+            <w:rStyle w:val="Lienhypertexte"/>
+          </w:rPr>
+          <w:t>https://www.hackerrank.com/</w:t>
+        </w:r>
+      </w:hyperlink>
+      <w:r>
+        <w:t xml:space="preserve"> )</w:t>
+      </w:r>
+    </w:p>
     <w:sectPr>
       <w:pgSz w:w="11906" w:h="16838"/>
       <w:pgMar w:top="1417" w:right="1417" w:bottom="1417" w:left="1417" w:header="708" w:footer="708" w:gutter="0"/>
@@ -2189,6 +2231,7 @@
   <w:style w:type="character" w:default="1" w:styleId="Policepardfaut">
     <w:name w:val="Default Paragraph Font"/>
     <w:uiPriority w:val="1"/>
+    <w:semiHidden/>
     <w:unhideWhenUsed/>
   </w:style>
   <w:style w:type="table" w:default="1" w:styleId="TableauNormal">

--- a/BUT2/PPP/Rapport mettier.docx
+++ b/BUT2/PPP/Rapport mettier.docx
@@ -844,8 +844,6 @@
       <w:r>
         <w:t>métiers</w:t>
       </w:r>
-      <w:bookmarkStart w:id="0" w:name="_GoBack"/>
-      <w:bookmarkEnd w:id="0"/>
       <w:r>
         <w:t xml:space="preserve"> avec les langages comme le C/C++, C#, Java, </w:t>
       </w:r>
@@ -974,9 +972,6 @@
     </w:p>
     <w:p>
       <w:r>
-        <w:t xml:space="preserve">Concours : </w:t>
-      </w:r>
-      <w:r>
         <w:t>Des exercices</w:t>
       </w:r>
       <w:r>
@@ -989,13 +984,8 @@
         <w:t>ank</w:t>
       </w:r>
       <w:r>
-        <w:t xml:space="preserve"> </w:t>
-      </w:r>
-      <w:proofErr w:type="gramStart"/>
-      <w:r>
-        <w:t xml:space="preserve">( </w:t>
-      </w:r>
-      <w:proofErr w:type="gramEnd"/>
+        <w:t xml:space="preserve"> ( </w:t>
+      </w:r>
       <w:hyperlink r:id="rId6" w:history="1">
         <w:r>
           <w:rPr>
@@ -1007,6 +997,8 @@
       <w:r>
         <w:t xml:space="preserve"> )</w:t>
       </w:r>
+      <w:bookmarkStart w:id="0" w:name="_GoBack"/>
+      <w:bookmarkEnd w:id="0"/>
     </w:p>
     <w:sectPr>
       <w:pgSz w:w="11906" w:h="16838"/>
